--- a/widget/docjetV2/templatesV2/dogovor2023.docx
+++ b/widget/docjetV2/templatesV2/dogovor2023.docx
@@ -1,6 +1,6 @@
 
 <file path=word/document.xml><?xml version="1.0" encoding="utf-8"?>
-<w:document xmlns:wpc="http://schemas.microsoft.com/office/word/2010/wordprocessingCanvas" xmlns:cx="http://schemas.microsoft.com/office/drawing/2014/chartex" xmlns:mc="http://schemas.openxmlformats.org/markup-compatibility/2006" xmlns:o="urn:schemas-microsoft-com:office:office" xmlns:r="http://schemas.openxmlformats.org/officeDocument/2006/relationships" xmlns:m="http://schemas.openxmlformats.org/officeDocument/2006/math" xmlns:v="urn:schemas-microsoft-com:vml" xmlns:wp14="http://schemas.microsoft.com/office/word/2010/wordprocessingDrawing" xmlns:wp="http://schemas.openxmlformats.org/drawingml/2006/wordprocessingDrawing" xmlns:w10="urn:schemas-microsoft-com:office:word" xmlns:w="http://schemas.openxmlformats.org/wordprocessingml/2006/main" xmlns:w14="http://schemas.microsoft.com/office/word/2010/wordml" xmlns:w15="http://schemas.microsoft.com/office/word/2012/wordml" xmlns:w16se="http://schemas.microsoft.com/office/word/2015/wordml/symex" xmlns:wpg="http://schemas.microsoft.com/office/word/2010/wordprocessingGroup" xmlns:wpi="http://schemas.microsoft.com/office/word/2010/wordprocessingInk" xmlns:wne="http://schemas.microsoft.com/office/word/2006/wordml" xmlns:wps="http://schemas.microsoft.com/office/word/2010/wordprocessingShape" mc:Ignorable="w14 w15 w16se wp14">
+<w:document xmlns:wpc="http://schemas.microsoft.com/office/word/2010/wordprocessingCanvas" xmlns:cx="http://schemas.microsoft.com/office/drawing/2014/chartex" xmlns:cx1="http://schemas.microsoft.com/office/drawing/2015/9/8/chartex" xmlns:cx2="http://schemas.microsoft.com/office/drawing/2015/10/21/chartex" xmlns:cx3="http://schemas.microsoft.com/office/drawing/2016/5/9/chartex" xmlns:cx4="http://schemas.microsoft.com/office/drawing/2016/5/10/chartex" xmlns:cx5="http://schemas.microsoft.com/office/drawing/2016/5/11/chartex" xmlns:cx6="http://schemas.microsoft.com/office/drawing/2016/5/12/chartex" xmlns:cx7="http://schemas.microsoft.com/office/drawing/2016/5/13/chartex" xmlns:cx8="http://schemas.microsoft.com/office/drawing/2016/5/14/chartex" xmlns:mc="http://schemas.openxmlformats.org/markup-compatibility/2006" xmlns:aink="http://schemas.microsoft.com/office/drawing/2016/ink" xmlns:am3d="http://schemas.microsoft.com/office/drawing/2017/model3d" xmlns:o="urn:schemas-microsoft-com:office:office" xmlns:r="http://schemas.openxmlformats.org/officeDocument/2006/relationships" xmlns:m="http://schemas.openxmlformats.org/officeDocument/2006/math" xmlns:v="urn:schemas-microsoft-com:vml" xmlns:wp14="http://schemas.microsoft.com/office/word/2010/wordprocessingDrawing" xmlns:wp="http://schemas.openxmlformats.org/drawingml/2006/wordprocessingDrawing" xmlns:w10="urn:schemas-microsoft-com:office:word" xmlns:w="http://schemas.openxmlformats.org/wordprocessingml/2006/main" xmlns:w14="http://schemas.microsoft.com/office/word/2010/wordml" xmlns:w15="http://schemas.microsoft.com/office/word/2012/wordml" xmlns:w16cex="http://schemas.microsoft.com/office/word/2018/wordml/cex" xmlns:w16cid="http://schemas.microsoft.com/office/word/2016/wordml/cid" xmlns:w16="http://schemas.microsoft.com/office/word/2018/wordml" xmlns:w16sdtdh="http://schemas.microsoft.com/office/word/2020/wordml/sdtdatahash" xmlns:w16se="http://schemas.microsoft.com/office/word/2015/wordml/symex" xmlns:wpg="http://schemas.microsoft.com/office/word/2010/wordprocessingGroup" xmlns:wpi="http://schemas.microsoft.com/office/word/2010/wordprocessingInk" xmlns:wne="http://schemas.microsoft.com/office/word/2006/wordml" xmlns:wps="http://schemas.microsoft.com/office/word/2010/wordprocessingShape" mc:Ignorable="w14 w15 w16se w16cid w16 w16cex w16sdtdh wp14">
   <w:body>
     <w:p>
       <w:pPr>
@@ -415,15 +415,7 @@
         <w:t>исполнител</w:t>
       </w:r>
       <w:r>
-        <w:t xml:space="preserve">ем, являющимся туроператором (без привлечения </w:t>
-      </w:r>
-      <w:proofErr w:type="spellStart"/>
-      <w:r>
-        <w:t>турагента</w:t>
-      </w:r>
-      <w:proofErr w:type="spellEnd"/>
-      <w:r>
-        <w:t>).</w:t>
+        <w:t>ем, являющимся туроператором (без привлечения турагента).</w:t>
       </w:r>
       <w:r>
         <w:t xml:space="preserve">  </w:t>
@@ -743,15 +735,7 @@
         <w:t>исполнител</w:t>
       </w:r>
       <w:r>
-        <w:t xml:space="preserve">я по договору </w:t>
-      </w:r>
-      <w:proofErr w:type="spellStart"/>
-      <w:r>
-        <w:t>эквайринга</w:t>
-      </w:r>
-      <w:proofErr w:type="spellEnd"/>
-      <w:r>
-        <w:t xml:space="preserve"> при оплате </w:t>
+        <w:t xml:space="preserve">я по договору эквайринга при оплате </w:t>
       </w:r>
       <w:r>
         <w:t>заказчик</w:t>
@@ -1021,25 +1005,7 @@
           <w:sz w:val="24"/>
           <w:szCs w:val="24"/>
         </w:rPr>
-        <w:t xml:space="preserve">ю расходы на </w:t>
-      </w:r>
-      <w:proofErr w:type="spellStart"/>
-      <w:r>
-        <w:rPr>
-          <w:rFonts w:ascii="Times New Roman" w:hAnsi="Times New Roman" w:cs="Times New Roman"/>
-          <w:sz w:val="24"/>
-          <w:szCs w:val="24"/>
-        </w:rPr>
-        <w:t>эквайринг</w:t>
-      </w:r>
-      <w:proofErr w:type="spellEnd"/>
-      <w:r>
-        <w:rPr>
-          <w:rFonts w:ascii="Times New Roman" w:hAnsi="Times New Roman" w:cs="Times New Roman"/>
-          <w:sz w:val="24"/>
-          <w:szCs w:val="24"/>
-        </w:rPr>
-        <w:t xml:space="preserve"> в соответствии п. 6 и приложением 1 к настоящему договору. При оплате услуг </w:t>
+        <w:t xml:space="preserve">ю расходы на эквайринг в соответствии п. 6 и приложением 1 к настоящему договору. При оплате услуг </w:t>
       </w:r>
       <w:r>
         <w:rPr>
@@ -2733,15 +2699,7 @@
           </w:p>
           <w:p>
             <w:r>
-              <w:t xml:space="preserve">имени </w:t>
-            </w:r>
-            <w:proofErr w:type="spellStart"/>
-            <w:r>
-              <w:t>Мулявина</w:t>
-            </w:r>
-            <w:proofErr w:type="spellEnd"/>
-            <w:r>
-              <w:t>, 6</w:t>
+              <w:t>имени Мулявина, 6</w:t>
             </w:r>
           </w:p>
           <w:p>
@@ -2822,7 +2780,7 @@
               <mc:AlternateContent>
                 <mc:Choice Requires="wps">
                   <w:drawing>
-                    <wp:anchor distT="45720" distB="45720" distL="114300" distR="114300" simplePos="0" relativeHeight="251654144" behindDoc="0" locked="1" layoutInCell="1" allowOverlap="1">
+                    <wp:anchor distT="45720" distB="45720" distL="114300" distR="114300" simplePos="0" relativeHeight="251654144" behindDoc="0" locked="1" layoutInCell="1" allowOverlap="1" wp14:anchorId="62744056" wp14:editId="20D517AF">
                       <wp:simplePos x="0" y="0"/>
                       <wp:positionH relativeFrom="column">
                         <wp:posOffset>-64770</wp:posOffset>
@@ -2906,7 +2864,7 @@
                 </mc:Choice>
                 <mc:Fallback>
                   <w:pict>
-                    <v:shapetype id="_x0000_t202" coordsize="21600,21600" o:spt="202" path="m,l,21600r21600,l21600,xe">
+                    <v:shapetype w14:anchorId="62744056" id="_x0000_t202" coordsize="21600,21600" o:spt="202" path="m,l,21600r21600,l21600,xe">
                       <v:stroke joinstyle="miter"/>
                       <v:path gradientshapeok="t" o:connecttype="rect"/>
                     </v:shapetype>
@@ -2955,7 +2913,7 @@
               <mc:AlternateContent>
                 <mc:Choice Requires="wps">
                   <w:drawing>
-                    <wp:anchor distT="45720" distB="45720" distL="114300" distR="114300" simplePos="0" relativeHeight="251655168" behindDoc="0" locked="1" layoutInCell="1" allowOverlap="1">
+                    <wp:anchor distT="45720" distB="45720" distL="114300" distR="114300" simplePos="0" relativeHeight="251655168" behindDoc="0" locked="1" layoutInCell="1" allowOverlap="1" wp14:anchorId="29FA5264" wp14:editId="03379A8D">
                       <wp:simplePos x="0" y="0"/>
                       <wp:positionH relativeFrom="page">
                         <wp:posOffset>173355</wp:posOffset>
@@ -3039,7 +2997,7 @@
                 </mc:Choice>
                 <mc:Fallback>
                   <w:pict>
-                    <v:shape id="Надпись 1" o:spid="_x0000_s1027" type="#_x0000_t202" style="position:absolute;left:0;text-align:left;margin-left:13.65pt;margin-top:-11pt;width:178.55pt;height:117.05pt;z-index:251655168;visibility:visible;mso-wrap-style:square;mso-width-percent:0;mso-height-percent:0;mso-wrap-distance-left:9pt;mso-wrap-distance-top:3.6pt;mso-wrap-distance-right:9pt;mso-wrap-distance-bottom:3.6pt;mso-position-horizontal:absolute;mso-position-horizontal-relative:page;mso-position-vertical:absolute;mso-position-vertical-relative:text;mso-width-percent:0;mso-height-percent:0;mso-width-relative:margin;mso-height-relative:margin;v-text-anchor:middle" o:gfxdata="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" filled="f" stroked="f">
+                    <v:shape w14:anchorId="29FA5264" id="Надпись 1" o:spid="_x0000_s1027" type="#_x0000_t202" style="position:absolute;left:0;text-align:left;margin-left:13.65pt;margin-top:-11pt;width:178.55pt;height:117.05pt;z-index:251655168;visibility:visible;mso-wrap-style:square;mso-width-percent:0;mso-height-percent:0;mso-wrap-distance-left:9pt;mso-wrap-distance-top:3.6pt;mso-wrap-distance-right:9pt;mso-wrap-distance-bottom:3.6pt;mso-position-horizontal:absolute;mso-position-horizontal-relative:page;mso-position-vertical:absolute;mso-position-vertical-relative:text;mso-width-percent:0;mso-height-percent:0;mso-width-relative:margin;mso-height-relative:margin;v-text-anchor:middle" o:gfxdata="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" filled="f" stroked="f">
                       <v:textbox>
                         <w:txbxContent>
                           <w:p>
@@ -3174,67 +3132,24 @@
               <w:t>}</w:t>
             </w:r>
           </w:p>
-          <w:p>
-            <w:pPr>
-              <w:autoSpaceDE w:val="0"/>
-              <w:autoSpaceDN w:val="0"/>
-              <w:rPr>
-                <w:lang w:val="en-US"/>
-              </w:rPr>
-            </w:pPr>
-          </w:p>
-          <w:p>
-            <w:pPr>
-              <w:autoSpaceDE w:val="0"/>
-              <w:autoSpaceDN w:val="0"/>
-              <w:rPr>
-                <w:lang w:val="en-US"/>
-              </w:rPr>
-            </w:pPr>
-            <w:r>
-              <w:rPr>
-                <w:lang w:val="en-US"/>
-              </w:rPr>
-              <w:t>___________/____________________</w:t>
-            </w:r>
-          </w:p>
-          <w:p>
-            <w:pPr>
-              <w:pStyle w:val="ConsPlusNonformat"/>
-              <w:widowControl/>
-              <w:rPr>
-                <w:rFonts w:ascii="Times New Roman" w:hAnsi="Times New Roman" w:cs="Times New Roman"/>
-                <w:b/>
-                <w:sz w:val="24"/>
-                <w:szCs w:val="24"/>
-                <w:lang w:val="en-US"/>
-              </w:rPr>
-            </w:pPr>
-            <w:r>
-              <w:rPr>
-                <w:sz w:val="24"/>
-                <w:szCs w:val="24"/>
-              </w:rPr>
-              <w:t xml:space="preserve">  </w:t>
-            </w:r>
-            <w:r>
-              <w:rPr>
-                <w:sz w:val="24"/>
-                <w:szCs w:val="24"/>
-                <w:vertAlign w:val="superscript"/>
-              </w:rPr>
-              <w:t>(подпись)            (ФИО)</w:t>
-            </w:r>
-          </w:p>
         </w:tc>
       </w:tr>
     </w:tbl>
     <w:p>
       <w:pPr>
         <w:jc w:val="center"/>
-      </w:pPr>
-    </w:p>
-    <w:p/>
+        <w:rPr>
+          <w:lang w:val="en-US"/>
+        </w:rPr>
+      </w:pPr>
+    </w:p>
+    <w:p>
+      <w:pPr>
+        <w:rPr>
+          <w:lang w:val="en-US"/>
+        </w:rPr>
+      </w:pPr>
+    </w:p>
     <w:p>
       <w:r>
         <w:t>С правилами личной безопасности туриста, экскурсанта ознакомлен.</w:t>
@@ -4155,15 +4070,7 @@
         <w:jc w:val="left"/>
       </w:pPr>
       <w:r>
-        <w:t xml:space="preserve">возмещение расходов Исполнителя по договору </w:t>
-      </w:r>
-      <w:proofErr w:type="spellStart"/>
-      <w:r>
-        <w:t>эквайринга</w:t>
-      </w:r>
-      <w:proofErr w:type="spellEnd"/>
-      <w:r>
-        <w:t xml:space="preserve"> - </w:t>
+        <w:t xml:space="preserve">возмещение расходов Исполнителя по договору эквайринга - </w:t>
       </w:r>
       <w:r>
         <w:rPr>
@@ -4307,7 +4214,7 @@
               <mc:AlternateContent>
                 <mc:Choice Requires="wps">
                   <w:drawing>
-                    <wp:anchor distT="45720" distB="45720" distL="114300" distR="114300" simplePos="0" relativeHeight="251657216" behindDoc="0" locked="0" layoutInCell="1" allowOverlap="1">
+                    <wp:anchor distT="45720" distB="45720" distL="114300" distR="114300" simplePos="0" relativeHeight="251657216" behindDoc="0" locked="0" layoutInCell="1" allowOverlap="1" wp14:anchorId="0730CCFF" wp14:editId="763507D6">
                       <wp:simplePos x="0" y="0"/>
                       <wp:positionH relativeFrom="margin">
                         <wp:posOffset>-129540</wp:posOffset>
@@ -4391,7 +4298,7 @@
                 </mc:Choice>
                 <mc:Fallback>
                   <w:pict>
-                    <v:shape id="_x0000_s1028" type="#_x0000_t202" style="position:absolute;left:0;text-align:left;margin-left:-10.2pt;margin-top:-.9pt;width:113.4pt;height:113.4pt;z-index:251657216;visibility:visible;mso-wrap-style:square;mso-width-percent:0;mso-height-percent:0;mso-wrap-distance-left:9pt;mso-wrap-distance-top:3.6pt;mso-wrap-distance-right:9pt;mso-wrap-distance-bottom:3.6pt;mso-position-horizontal:absolute;mso-position-horizontal-relative:margin;mso-position-vertical:absolute;mso-position-vertical-relative:text;mso-width-percent:0;mso-height-percent:0;mso-width-relative:margin;mso-height-relative:margin;v-text-anchor:middle" o:gfxdata="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" filled="f" stroked="f">
+                    <v:shape w14:anchorId="0730CCFF" id="_x0000_s1028" type="#_x0000_t202" style="position:absolute;left:0;text-align:left;margin-left:-10.2pt;margin-top:-.9pt;width:113.4pt;height:113.4pt;z-index:251657216;visibility:visible;mso-wrap-style:square;mso-width-percent:0;mso-height-percent:0;mso-wrap-distance-left:9pt;mso-wrap-distance-top:3.6pt;mso-wrap-distance-right:9pt;mso-wrap-distance-bottom:3.6pt;mso-position-horizontal:absolute;mso-position-horizontal-relative:margin;mso-position-vertical:absolute;mso-position-vertical-relative:text;mso-width-percent:0;mso-height-percent:0;mso-width-relative:margin;mso-height-relative:margin;v-text-anchor:middle" o:gfxdata="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" filled="f" stroked="f">
                       <v:textbox>
                         <w:txbxContent>
                           <w:p>
@@ -4456,7 +4363,7 @@
               <mc:AlternateContent>
                 <mc:Choice Requires="wps">
                   <w:drawing>
-                    <wp:anchor distT="45720" distB="45720" distL="114300" distR="114300" simplePos="0" relativeHeight="251656192" behindDoc="0" locked="0" layoutInCell="1" allowOverlap="1">
+                    <wp:anchor distT="45720" distB="45720" distL="114300" distR="114300" simplePos="0" relativeHeight="251656192" behindDoc="0" locked="0" layoutInCell="1" allowOverlap="1" wp14:anchorId="6B7A8C39" wp14:editId="57626290">
                       <wp:simplePos x="0" y="0"/>
                       <wp:positionH relativeFrom="page">
                         <wp:posOffset>16510</wp:posOffset>
@@ -4540,7 +4447,7 @@
                 </mc:Choice>
                 <mc:Fallback>
                   <w:pict>
-                    <v:shape id="Надпись 8" o:spid="_x0000_s1029" type="#_x0000_t202" style="position:absolute;left:0;text-align:left;margin-left:1.3pt;margin-top:8.3pt;width:178.5pt;height:117pt;z-index:251656192;visibility:visible;mso-wrap-style:square;mso-width-percent:0;mso-height-percent:0;mso-wrap-distance-left:9pt;mso-wrap-distance-top:3.6pt;mso-wrap-distance-right:9pt;mso-wrap-distance-bottom:3.6pt;mso-position-horizontal:absolute;mso-position-horizontal-relative:page;mso-position-vertical:absolute;mso-position-vertical-relative:text;mso-width-percent:0;mso-height-percent:0;mso-width-relative:margin;mso-height-relative:margin;v-text-anchor:middle" o:gfxdata="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" filled="f" stroked="f">
+                    <v:shape w14:anchorId="6B7A8C39" id="Надпись 8" o:spid="_x0000_s1029" type="#_x0000_t202" style="position:absolute;left:0;text-align:left;margin-left:1.3pt;margin-top:8.3pt;width:178.5pt;height:117pt;z-index:251656192;visibility:visible;mso-wrap-style:square;mso-width-percent:0;mso-height-percent:0;mso-wrap-distance-left:9pt;mso-wrap-distance-top:3.6pt;mso-wrap-distance-right:9pt;mso-wrap-distance-bottom:3.6pt;mso-position-horizontal:absolute;mso-position-horizontal-relative:page;mso-position-vertical:absolute;mso-position-vertical-relative:text;mso-width-percent:0;mso-height-percent:0;mso-width-relative:margin;mso-height-relative:margin;v-text-anchor:middle" o:gfxdata="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" filled="f" stroked="f">
                       <v:textbox>
                         <w:txbxContent>
                           <w:p>
@@ -4735,48 +4642,6 @@
                 <w:lang w:val="en-US"/>
               </w:rPr>
               <w:t>}</w:t>
-            </w:r>
-          </w:p>
-          <w:p>
-            <w:pPr>
-              <w:widowControl w:val="0"/>
-              <w:autoSpaceDE w:val="0"/>
-              <w:autoSpaceDN w:val="0"/>
-              <w:rPr>
-                <w:lang w:val="en-US"/>
-              </w:rPr>
-            </w:pPr>
-            <w:r>
-              <w:rPr>
-                <w:lang w:val="en-US"/>
-              </w:rPr>
-              <w:t>___________/____________________</w:t>
-            </w:r>
-          </w:p>
-          <w:p>
-            <w:pPr>
-              <w:pStyle w:val="ConsPlusNonformat"/>
-              <w:rPr>
-                <w:rFonts w:ascii="Times New Roman" w:hAnsi="Times New Roman" w:cs="Times New Roman"/>
-                <w:sz w:val="24"/>
-                <w:szCs w:val="24"/>
-                <w:lang w:val="en-US"/>
-              </w:rPr>
-            </w:pPr>
-            <w:r>
-              <w:rPr>
-                <w:sz w:val="24"/>
-                <w:szCs w:val="24"/>
-              </w:rPr>
-              <w:t xml:space="preserve">  </w:t>
-            </w:r>
-            <w:r>
-              <w:rPr>
-                <w:sz w:val="24"/>
-                <w:szCs w:val="24"/>
-                <w:vertAlign w:val="superscript"/>
-              </w:rPr>
-              <w:t>(подпись)            (ФИО)</w:t>
             </w:r>
           </w:p>
         </w:tc>
@@ -5171,7 +5036,7 @@
               <mc:AlternateContent>
                 <mc:Choice Requires="wps">
                   <w:drawing>
-                    <wp:anchor distT="45720" distB="45720" distL="114300" distR="114300" simplePos="0" relativeHeight="251659264" behindDoc="0" locked="0" layoutInCell="1" allowOverlap="1">
+                    <wp:anchor distT="45720" distB="45720" distL="114300" distR="114300" simplePos="0" relativeHeight="251659264" behindDoc="0" locked="0" layoutInCell="1" allowOverlap="1" wp14:anchorId="746C11E4" wp14:editId="70F74106">
                       <wp:simplePos x="0" y="0"/>
                       <wp:positionH relativeFrom="column">
                         <wp:posOffset>-116840</wp:posOffset>
@@ -5255,7 +5120,7 @@
                 </mc:Choice>
                 <mc:Fallback>
                   <w:pict>
-                    <v:shape id="_x0000_s1030" type="#_x0000_t202" style="position:absolute;left:0;text-align:left;margin-left:-9.2pt;margin-top:2.3pt;width:113.4pt;height:113.4pt;z-index:251659264;visibility:visible;mso-wrap-style:square;mso-width-percent:0;mso-height-percent:0;mso-wrap-distance-left:9pt;mso-wrap-distance-top:3.6pt;mso-wrap-distance-right:9pt;mso-wrap-distance-bottom:3.6pt;mso-position-horizontal:absolute;mso-position-horizontal-relative:text;mso-position-vertical:absolute;mso-position-vertical-relative:text;mso-width-percent:0;mso-height-percent:0;mso-width-relative:margin;mso-height-relative:margin;v-text-anchor:middle" o:gfxdata="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" filled="f" stroked="f">
+                    <v:shape w14:anchorId="746C11E4" id="_x0000_s1030" type="#_x0000_t202" style="position:absolute;left:0;text-align:left;margin-left:-9.2pt;margin-top:2.3pt;width:113.4pt;height:113.4pt;z-index:251659264;visibility:visible;mso-wrap-style:square;mso-width-percent:0;mso-height-percent:0;mso-wrap-distance-left:9pt;mso-wrap-distance-top:3.6pt;mso-wrap-distance-right:9pt;mso-wrap-distance-bottom:3.6pt;mso-position-horizontal:absolute;mso-position-horizontal-relative:text;mso-position-vertical:absolute;mso-position-vertical-relative:text;mso-width-percent:0;mso-height-percent:0;mso-width-relative:margin;mso-height-relative:margin;v-text-anchor:middle" o:gfxdata="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" filled="f" stroked="f">
                       <v:textbox>
                         <w:txbxContent>
                           <w:p>
@@ -5359,7 +5224,7 @@
               <mc:AlternateContent>
                 <mc:Choice Requires="wps">
                   <w:drawing>
-                    <wp:anchor distT="45720" distB="45720" distL="114300" distR="114300" simplePos="0" relativeHeight="251658240" behindDoc="0" locked="0" layoutInCell="1" allowOverlap="1">
+                    <wp:anchor distT="45720" distB="45720" distL="114300" distR="114300" simplePos="0" relativeHeight="251658240" behindDoc="0" locked="0" layoutInCell="1" allowOverlap="1" wp14:anchorId="58868448" wp14:editId="3B8D96CC">
                       <wp:simplePos x="0" y="0"/>
                       <wp:positionH relativeFrom="page">
                         <wp:posOffset>568960</wp:posOffset>
@@ -5443,7 +5308,7 @@
                 </mc:Choice>
                 <mc:Fallback>
                   <w:pict>
-                    <v:shape id="_x0000_s1031" type="#_x0000_t202" style="position:absolute;left:0;text-align:left;margin-left:44.8pt;margin-top:6pt;width:178.5pt;height:117pt;z-index:251658240;visibility:visible;mso-wrap-style:square;mso-width-percent:0;mso-height-percent:0;mso-wrap-distance-left:9pt;mso-wrap-distance-top:3.6pt;mso-wrap-distance-right:9pt;mso-wrap-distance-bottom:3.6pt;mso-position-horizontal:absolute;mso-position-horizontal-relative:page;mso-position-vertical:absolute;mso-position-vertical-relative:text;mso-width-percent:0;mso-height-percent:0;mso-width-relative:margin;mso-height-relative:margin;v-text-anchor:middle" o:gfxdata="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" filled="f" stroked="f">
+                    <v:shape w14:anchorId="58868448" id="_x0000_s1031" type="#_x0000_t202" style="position:absolute;left:0;text-align:left;margin-left:44.8pt;margin-top:6pt;width:178.5pt;height:117pt;z-index:251658240;visibility:visible;mso-wrap-style:square;mso-width-percent:0;mso-height-percent:0;mso-wrap-distance-left:9pt;mso-wrap-distance-top:3.6pt;mso-wrap-distance-right:9pt;mso-wrap-distance-bottom:3.6pt;mso-position-horizontal:absolute;mso-position-horizontal-relative:page;mso-position-vertical:absolute;mso-position-vertical-relative:text;mso-width-percent:0;mso-height-percent:0;mso-width-relative:margin;mso-height-relative:margin;v-text-anchor:middle" o:gfxdata="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" filled="f" stroked="f">
                       <v:textbox>
                         <w:txbxContent>
                           <w:p>
@@ -5600,48 +5465,6 @@
               <w:t>}</w:t>
             </w:r>
           </w:p>
-          <w:p>
-            <w:pPr>
-              <w:widowControl w:val="0"/>
-              <w:autoSpaceDE w:val="0"/>
-              <w:autoSpaceDN w:val="0"/>
-              <w:rPr>
-                <w:lang w:val="en-US"/>
-              </w:rPr>
-            </w:pPr>
-            <w:r>
-              <w:rPr>
-                <w:lang w:val="en-US"/>
-              </w:rPr>
-              <w:t>___________/____________________</w:t>
-            </w:r>
-          </w:p>
-          <w:p>
-            <w:pPr>
-              <w:pStyle w:val="ConsPlusNonformat"/>
-              <w:rPr>
-                <w:rFonts w:ascii="Times New Roman" w:hAnsi="Times New Roman" w:cs="Times New Roman"/>
-                <w:sz w:val="24"/>
-                <w:szCs w:val="24"/>
-                <w:lang w:val="en-US"/>
-              </w:rPr>
-            </w:pPr>
-            <w:r>
-              <w:rPr>
-                <w:sz w:val="24"/>
-                <w:szCs w:val="24"/>
-              </w:rPr>
-              <w:t xml:space="preserve">  </w:t>
-            </w:r>
-            <w:r>
-              <w:rPr>
-                <w:sz w:val="24"/>
-                <w:szCs w:val="24"/>
-                <w:vertAlign w:val="superscript"/>
-              </w:rPr>
-              <w:t>(подпись)            (ФИО)</w:t>
-            </w:r>
-          </w:p>
         </w:tc>
       </w:tr>
     </w:tbl>
@@ -6307,7 +6130,7 @@
         <mc:AlternateContent>
           <mc:Choice Requires="wps">
             <w:drawing>
-              <wp:anchor distT="45720" distB="45720" distL="114300" distR="114300" simplePos="0" relativeHeight="251661312" behindDoc="0" locked="0" layoutInCell="1" allowOverlap="1">
+              <wp:anchor distT="45720" distB="45720" distL="114300" distR="114300" simplePos="0" relativeHeight="251661312" behindDoc="0" locked="0" layoutInCell="1" allowOverlap="1" wp14:anchorId="41DEE561" wp14:editId="1F1288D7">
                 <wp:simplePos x="0" y="0"/>
                 <wp:positionH relativeFrom="margin">
                   <wp:align>left</wp:align>
@@ -6391,7 +6214,7 @@
           </mc:Choice>
           <mc:Fallback>
             <w:pict>
-              <v:shape id="_x0000_s1032" type="#_x0000_t202" style="position:absolute;left:0;text-align:left;margin-left:0;margin-top:14.6pt;width:113.4pt;height:113.4pt;z-index:251661312;visibility:visible;mso-wrap-style:square;mso-width-percent:0;mso-height-percent:0;mso-wrap-distance-left:9pt;mso-wrap-distance-top:3.6pt;mso-wrap-distance-right:9pt;mso-wrap-distance-bottom:3.6pt;mso-position-horizontal:left;mso-position-horizontal-relative:margin;mso-position-vertical:absolute;mso-position-vertical-relative:text;mso-width-percent:0;mso-height-percent:0;mso-width-relative:margin;mso-height-relative:margin;v-text-anchor:middle" o:gfxdata="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" filled="f" stroked="f">
+              <v:shape w14:anchorId="41DEE561" id="_x0000_s1032" type="#_x0000_t202" style="position:absolute;left:0;text-align:left;margin-left:0;margin-top:14.6pt;width:113.4pt;height:113.4pt;z-index:251661312;visibility:visible;mso-wrap-style:square;mso-width-percent:0;mso-height-percent:0;mso-wrap-distance-left:9pt;mso-wrap-distance-top:3.6pt;mso-wrap-distance-right:9pt;mso-wrap-distance-bottom:3.6pt;mso-position-horizontal:left;mso-position-horizontal-relative:margin;mso-position-vertical:absolute;mso-position-vertical-relative:text;mso-width-percent:0;mso-height-percent:0;mso-width-relative:margin;mso-height-relative:margin;v-text-anchor:middle" o:gfxdata="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" filled="f" stroked="f">
                 <v:textbox>
                   <w:txbxContent>
                     <w:p>
@@ -6500,7 +6323,7 @@
               <mc:AlternateContent>
                 <mc:Choice Requires="wps">
                   <w:drawing>
-                    <wp:anchor distT="45720" distB="45720" distL="114300" distR="114300" simplePos="0" relativeHeight="251660288" behindDoc="0" locked="0" layoutInCell="1" allowOverlap="1">
+                    <wp:anchor distT="45720" distB="45720" distL="114300" distR="114300" simplePos="0" relativeHeight="251660288" behindDoc="0" locked="0" layoutInCell="1" allowOverlap="1" wp14:anchorId="25186857" wp14:editId="346788FA">
                       <wp:simplePos x="0" y="0"/>
                       <wp:positionH relativeFrom="page">
                         <wp:posOffset>349506</wp:posOffset>
@@ -6584,7 +6407,7 @@
                 </mc:Choice>
                 <mc:Fallback>
                   <w:pict>
-                    <v:shape id="_x0000_s1033" type="#_x0000_t202" style="position:absolute;left:0;text-align:left;margin-left:27.5pt;margin-top:7.65pt;width:178.5pt;height:117pt;z-index:251660288;visibility:visible;mso-wrap-style:square;mso-width-percent:0;mso-height-percent:0;mso-wrap-distance-left:9pt;mso-wrap-distance-top:3.6pt;mso-wrap-distance-right:9pt;mso-wrap-distance-bottom:3.6pt;mso-position-horizontal:absolute;mso-position-horizontal-relative:page;mso-position-vertical:absolute;mso-position-vertical-relative:text;mso-width-percent:0;mso-height-percent:0;mso-width-relative:margin;mso-height-relative:margin;v-text-anchor:middle" o:gfxdata="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" filled="f" stroked="f">
+                    <v:shape w14:anchorId="25186857" id="_x0000_s1033" type="#_x0000_t202" style="position:absolute;left:0;text-align:left;margin-left:27.5pt;margin-top:7.65pt;width:178.5pt;height:117pt;z-index:251660288;visibility:visible;mso-wrap-style:square;mso-width-percent:0;mso-height-percent:0;mso-wrap-distance-left:9pt;mso-wrap-distance-top:3.6pt;mso-wrap-distance-right:9pt;mso-wrap-distance-bottom:3.6pt;mso-position-horizontal:absolute;mso-position-horizontal-relative:page;mso-position-vertical:absolute;mso-position-vertical-relative:text;mso-width-percent:0;mso-height-percent:0;mso-width-relative:margin;mso-height-relative:margin;v-text-anchor:middle" o:gfxdata="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" filled="f" stroked="f">
                       <v:textbox>
                         <w:txbxContent>
                           <w:p>
@@ -6781,48 +6604,6 @@
               <w:t>}</w:t>
             </w:r>
           </w:p>
-          <w:p>
-            <w:pPr>
-              <w:widowControl w:val="0"/>
-              <w:autoSpaceDE w:val="0"/>
-              <w:autoSpaceDN w:val="0"/>
-              <w:rPr>
-                <w:lang w:val="en-US"/>
-              </w:rPr>
-            </w:pPr>
-            <w:r>
-              <w:rPr>
-                <w:lang w:val="en-US"/>
-              </w:rPr>
-              <w:t>___________/____________________</w:t>
-            </w:r>
-          </w:p>
-          <w:p>
-            <w:pPr>
-              <w:pStyle w:val="ConsPlusNonformat"/>
-              <w:rPr>
-                <w:rFonts w:ascii="Times New Roman" w:hAnsi="Times New Roman" w:cs="Times New Roman"/>
-                <w:sz w:val="24"/>
-                <w:szCs w:val="24"/>
-                <w:lang w:val="en-US"/>
-              </w:rPr>
-            </w:pPr>
-            <w:r>
-              <w:rPr>
-                <w:sz w:val="24"/>
-                <w:szCs w:val="24"/>
-              </w:rPr>
-              <w:t xml:space="preserve">  </w:t>
-            </w:r>
-            <w:r>
-              <w:rPr>
-                <w:sz w:val="24"/>
-                <w:szCs w:val="24"/>
-                <w:vertAlign w:val="superscript"/>
-              </w:rPr>
-              <w:t>(подпись)            (ФИО)</w:t>
-            </w:r>
-          </w:p>
         </w:tc>
       </w:tr>
     </w:tbl>
@@ -6960,29 +6741,7 @@
         <w:rPr>
           <w:b/>
         </w:rPr>
-        <w:t xml:space="preserve"> банк”, Республика</w:t>
-      </w:r>
-      <w:bookmarkStart w:id="0" w:name="_GoBack"/>
-      <w:bookmarkEnd w:id="0"/>
-      <w:r>
-        <w:rPr>
-          <w:b/>
-        </w:rPr>
-        <w:t xml:space="preserve"> Беларусь, 220005, г. Минск, бульвар имени </w:t>
-      </w:r>
-      <w:proofErr w:type="spellStart"/>
-      <w:r>
-        <w:rPr>
-          <w:b/>
-        </w:rPr>
-        <w:t>Мулявина</w:t>
-      </w:r>
-      <w:proofErr w:type="spellEnd"/>
-      <w:r>
-        <w:rPr>
-          <w:b/>
-        </w:rPr>
-        <w:t xml:space="preserve">, 6. </w:t>
+        <w:t xml:space="preserve"> банк”, Республика Беларусь, 220005, г. Минск, бульвар имени Мулявина, 6. </w:t>
       </w:r>
       <w:r>
         <w:rPr>
@@ -7883,7 +7642,7 @@
         <mc:AlternateContent>
           <mc:Choice Requires="wps">
             <w:drawing>
-              <wp:anchor distT="45720" distB="45720" distL="114300" distR="114300" simplePos="0" relativeHeight="251664384" behindDoc="0" locked="0" layoutInCell="1" allowOverlap="1" wp14:anchorId="6DA960A9" wp14:editId="15EE12A2">
+              <wp:anchor distT="45720" distB="45720" distL="114300" distR="114300" simplePos="0" relativeHeight="251664384" behindDoc="0" locked="0" layoutInCell="1" allowOverlap="1" wp14:anchorId="02FEC194" wp14:editId="02550DAE">
                 <wp:simplePos x="0" y="0"/>
                 <wp:positionH relativeFrom="margin">
                   <wp:align>center</wp:align>
@@ -7967,7 +7726,7 @@
           </mc:Choice>
           <mc:Fallback>
             <w:pict>
-              <v:shape w14:anchorId="6DA960A9" id="Надпись 10" o:spid="_x0000_s1034" type="#_x0000_t202" style="position:absolute;margin-left:0;margin-top:1.25pt;width:140.25pt;height:86.55pt;z-index:251664384;visibility:visible;mso-wrap-style:square;mso-width-percent:0;mso-height-percent:0;mso-wrap-distance-left:9pt;mso-wrap-distance-top:3.6pt;mso-wrap-distance-right:9pt;mso-wrap-distance-bottom:3.6pt;mso-position-horizontal:center;mso-position-horizontal-relative:margin;mso-position-vertical:absolute;mso-position-vertical-relative:text;mso-width-percent:0;mso-height-percent:0;mso-width-relative:margin;mso-height-relative:margin;v-text-anchor:middle" o:gfxdata="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" filled="f" stroked="f">
+              <v:shape w14:anchorId="02FEC194" id="Надпись 10" o:spid="_x0000_s1034" type="#_x0000_t202" style="position:absolute;margin-left:0;margin-top:1.25pt;width:140.25pt;height:86.55pt;z-index:251664384;visibility:visible;mso-wrap-style:square;mso-width-percent:0;mso-height-percent:0;mso-wrap-distance-left:9pt;mso-wrap-distance-top:3.6pt;mso-wrap-distance-right:9pt;mso-wrap-distance-bottom:3.6pt;mso-position-horizontal:center;mso-position-horizontal-relative:margin;mso-position-vertical:absolute;mso-position-vertical-relative:text;mso-width-percent:0;mso-height-percent:0;mso-width-relative:margin;mso-height-relative:margin;v-text-anchor:middle" o:gfxdata="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" filled="f" stroked="f">
                 <v:textbox>
                   <w:txbxContent>
                     <w:p>
@@ -8012,7 +7771,7 @@
         <mc:AlternateContent>
           <mc:Choice Requires="wps">
             <w:drawing>
-              <wp:anchor distT="45720" distB="45720" distL="114300" distR="114300" simplePos="0" relativeHeight="251663360" behindDoc="0" locked="0" layoutInCell="1" allowOverlap="1" wp14:anchorId="694D7F3B" wp14:editId="5D16E4FB">
+              <wp:anchor distT="45720" distB="45720" distL="114300" distR="114300" simplePos="0" relativeHeight="251663360" behindDoc="0" locked="0" layoutInCell="1" allowOverlap="1" wp14:anchorId="13FA878F" wp14:editId="0D2F3E08">
                 <wp:simplePos x="0" y="0"/>
                 <wp:positionH relativeFrom="page">
                   <wp:posOffset>2162744</wp:posOffset>
@@ -8096,7 +7855,7 @@
           </mc:Choice>
           <mc:Fallback>
             <w:pict>
-              <v:shape w14:anchorId="694D7F3B" id="Надпись 7" o:spid="_x0000_s1035" type="#_x0000_t202" style="position:absolute;margin-left:170.3pt;margin-top:.95pt;width:135.55pt;height:97.7pt;z-index:251663360;visibility:visible;mso-wrap-style:square;mso-width-percent:0;mso-height-percent:0;mso-wrap-distance-left:9pt;mso-wrap-distance-top:3.6pt;mso-wrap-distance-right:9pt;mso-wrap-distance-bottom:3.6pt;mso-position-horizontal:absolute;mso-position-horizontal-relative:page;mso-position-vertical:absolute;mso-position-vertical-relative:text;mso-width-percent:0;mso-height-percent:0;mso-width-relative:margin;mso-height-relative:margin;v-text-anchor:middle" o:gfxdata="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" filled="f" stroked="f">
+              <v:shape w14:anchorId="13FA878F" id="Надпись 7" o:spid="_x0000_s1035" type="#_x0000_t202" style="position:absolute;margin-left:170.3pt;margin-top:.95pt;width:135.55pt;height:97.7pt;z-index:251663360;visibility:visible;mso-wrap-style:square;mso-width-percent:0;mso-height-percent:0;mso-wrap-distance-left:9pt;mso-wrap-distance-top:3.6pt;mso-wrap-distance-right:9pt;mso-wrap-distance-bottom:3.6pt;mso-position-horizontal:absolute;mso-position-horizontal-relative:page;mso-position-vertical:absolute;mso-position-vertical-relative:text;mso-width-percent:0;mso-height-percent:0;mso-width-relative:margin;mso-height-relative:margin;v-text-anchor:middle" o:gfxdata="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" filled="f" stroked="f">
                 <v:textbox>
                   <w:txbxContent>
                     <w:p>
@@ -8249,7 +8008,7 @@
 </file>
 
 <file path=word/endnotes.xml><?xml version="1.0" encoding="utf-8"?>
-<w:endnotes xmlns:wpc="http://schemas.microsoft.com/office/word/2010/wordprocessingCanvas" xmlns:cx="http://schemas.microsoft.com/office/drawing/2014/chartex" xmlns:mc="http://schemas.openxmlformats.org/markup-compatibility/2006" xmlns:o="urn:schemas-microsoft-com:office:office" xmlns:r="http://schemas.openxmlformats.org/officeDocument/2006/relationships" xmlns:m="http://schemas.openxmlformats.org/officeDocument/2006/math" xmlns:v="urn:schemas-microsoft-com:vml" xmlns:wp14="http://schemas.microsoft.com/office/word/2010/wordprocessingDrawing" xmlns:wp="http://schemas.openxmlformats.org/drawingml/2006/wordprocessingDrawing" xmlns:w10="urn:schemas-microsoft-com:office:word" xmlns:w="http://schemas.openxmlformats.org/wordprocessingml/2006/main" xmlns:w14="http://schemas.microsoft.com/office/word/2010/wordml" xmlns:w15="http://schemas.microsoft.com/office/word/2012/wordml" xmlns:w16se="http://schemas.microsoft.com/office/word/2015/wordml/symex" xmlns:wpg="http://schemas.microsoft.com/office/word/2010/wordprocessingGroup" xmlns:wpi="http://schemas.microsoft.com/office/word/2010/wordprocessingInk" xmlns:wne="http://schemas.microsoft.com/office/word/2006/wordml" xmlns:wps="http://schemas.microsoft.com/office/word/2010/wordprocessingShape" mc:Ignorable="w14 w15 w16se wp14">
+<w:endnotes xmlns:wpc="http://schemas.microsoft.com/office/word/2010/wordprocessingCanvas" xmlns:cx="http://schemas.microsoft.com/office/drawing/2014/chartex" xmlns:cx1="http://schemas.microsoft.com/office/drawing/2015/9/8/chartex" xmlns:cx2="http://schemas.microsoft.com/office/drawing/2015/10/21/chartex" xmlns:cx3="http://schemas.microsoft.com/office/drawing/2016/5/9/chartex" xmlns:cx4="http://schemas.microsoft.com/office/drawing/2016/5/10/chartex" xmlns:cx5="http://schemas.microsoft.com/office/drawing/2016/5/11/chartex" xmlns:cx6="http://schemas.microsoft.com/office/drawing/2016/5/12/chartex" xmlns:cx7="http://schemas.microsoft.com/office/drawing/2016/5/13/chartex" xmlns:cx8="http://schemas.microsoft.com/office/drawing/2016/5/14/chartex" xmlns:mc="http://schemas.openxmlformats.org/markup-compatibility/2006" xmlns:aink="http://schemas.microsoft.com/office/drawing/2016/ink" xmlns:am3d="http://schemas.microsoft.com/office/drawing/2017/model3d" xmlns:o="urn:schemas-microsoft-com:office:office" xmlns:r="http://schemas.openxmlformats.org/officeDocument/2006/relationships" xmlns:m="http://schemas.openxmlformats.org/officeDocument/2006/math" xmlns:v="urn:schemas-microsoft-com:vml" xmlns:wp14="http://schemas.microsoft.com/office/word/2010/wordprocessingDrawing" xmlns:wp="http://schemas.openxmlformats.org/drawingml/2006/wordprocessingDrawing" xmlns:w10="urn:schemas-microsoft-com:office:word" xmlns:w="http://schemas.openxmlformats.org/wordprocessingml/2006/main" xmlns:w14="http://schemas.microsoft.com/office/word/2010/wordml" xmlns:w15="http://schemas.microsoft.com/office/word/2012/wordml" xmlns:w16cex="http://schemas.microsoft.com/office/word/2018/wordml/cex" xmlns:w16cid="http://schemas.microsoft.com/office/word/2016/wordml/cid" xmlns:w16="http://schemas.microsoft.com/office/word/2018/wordml" xmlns:w16sdtdh="http://schemas.microsoft.com/office/word/2020/wordml/sdtdatahash" xmlns:w16se="http://schemas.microsoft.com/office/word/2015/wordml/symex" xmlns:wpg="http://schemas.microsoft.com/office/word/2010/wordprocessingGroup" xmlns:wpi="http://schemas.microsoft.com/office/word/2010/wordprocessingInk" xmlns:wne="http://schemas.microsoft.com/office/word/2006/wordml" xmlns:wps="http://schemas.microsoft.com/office/word/2010/wordprocessingShape" mc:Ignorable="w14 w15 w16se w16cid w16 w16cex w16sdtdh wp14">
   <w:endnote w:type="separator" w:id="-1">
     <w:p>
       <w:r>
@@ -8268,7 +8027,7 @@
 </file>
 
 <file path=word/footer1.xml><?xml version="1.0" encoding="utf-8"?>
-<w:ftr xmlns:wpc="http://schemas.microsoft.com/office/word/2010/wordprocessingCanvas" xmlns:cx="http://schemas.microsoft.com/office/drawing/2014/chartex" xmlns:mc="http://schemas.openxmlformats.org/markup-compatibility/2006" xmlns:o="urn:schemas-microsoft-com:office:office" xmlns:r="http://schemas.openxmlformats.org/officeDocument/2006/relationships" xmlns:m="http://schemas.openxmlformats.org/officeDocument/2006/math" xmlns:v="urn:schemas-microsoft-com:vml" xmlns:wp14="http://schemas.microsoft.com/office/word/2010/wordprocessingDrawing" xmlns:wp="http://schemas.openxmlformats.org/drawingml/2006/wordprocessingDrawing" xmlns:w10="urn:schemas-microsoft-com:office:word" xmlns:w="http://schemas.openxmlformats.org/wordprocessingml/2006/main" xmlns:w14="http://schemas.microsoft.com/office/word/2010/wordml" xmlns:w15="http://schemas.microsoft.com/office/word/2012/wordml" xmlns:w16se="http://schemas.microsoft.com/office/word/2015/wordml/symex" xmlns:wpg="http://schemas.microsoft.com/office/word/2010/wordprocessingGroup" xmlns:wpi="http://schemas.microsoft.com/office/word/2010/wordprocessingInk" xmlns:wne="http://schemas.microsoft.com/office/word/2006/wordml" xmlns:wps="http://schemas.microsoft.com/office/word/2010/wordprocessingShape" mc:Ignorable="w14 w15 w16se wp14">
+<w:ftr xmlns:wpc="http://schemas.microsoft.com/office/word/2010/wordprocessingCanvas" xmlns:cx="http://schemas.microsoft.com/office/drawing/2014/chartex" xmlns:cx1="http://schemas.microsoft.com/office/drawing/2015/9/8/chartex" xmlns:cx2="http://schemas.microsoft.com/office/drawing/2015/10/21/chartex" xmlns:cx3="http://schemas.microsoft.com/office/drawing/2016/5/9/chartex" xmlns:cx4="http://schemas.microsoft.com/office/drawing/2016/5/10/chartex" xmlns:cx5="http://schemas.microsoft.com/office/drawing/2016/5/11/chartex" xmlns:cx6="http://schemas.microsoft.com/office/drawing/2016/5/12/chartex" xmlns:cx7="http://schemas.microsoft.com/office/drawing/2016/5/13/chartex" xmlns:cx8="http://schemas.microsoft.com/office/drawing/2016/5/14/chartex" xmlns:mc="http://schemas.openxmlformats.org/markup-compatibility/2006" xmlns:aink="http://schemas.microsoft.com/office/drawing/2016/ink" xmlns:am3d="http://schemas.microsoft.com/office/drawing/2017/model3d" xmlns:o="urn:schemas-microsoft-com:office:office" xmlns:r="http://schemas.openxmlformats.org/officeDocument/2006/relationships" xmlns:m="http://schemas.openxmlformats.org/officeDocument/2006/math" xmlns:v="urn:schemas-microsoft-com:vml" xmlns:wp14="http://schemas.microsoft.com/office/word/2010/wordprocessingDrawing" xmlns:wp="http://schemas.openxmlformats.org/drawingml/2006/wordprocessingDrawing" xmlns:w10="urn:schemas-microsoft-com:office:word" xmlns:w="http://schemas.openxmlformats.org/wordprocessingml/2006/main" xmlns:w14="http://schemas.microsoft.com/office/word/2010/wordml" xmlns:w15="http://schemas.microsoft.com/office/word/2012/wordml" xmlns:w16cex="http://schemas.microsoft.com/office/word/2018/wordml/cex" xmlns:w16cid="http://schemas.microsoft.com/office/word/2016/wordml/cid" xmlns:w16="http://schemas.microsoft.com/office/word/2018/wordml" xmlns:w16sdtdh="http://schemas.microsoft.com/office/word/2020/wordml/sdtdatahash" xmlns:w16se="http://schemas.microsoft.com/office/word/2015/wordml/symex" xmlns:wpg="http://schemas.microsoft.com/office/word/2010/wordprocessingGroup" xmlns:wpi="http://schemas.microsoft.com/office/word/2010/wordprocessingInk" xmlns:wne="http://schemas.microsoft.com/office/word/2006/wordml" xmlns:wps="http://schemas.microsoft.com/office/word/2010/wordprocessingShape" mc:Ignorable="w14 w15 w16se w16cid w16 w16cex w16sdtdh wp14">
   <w:sdt>
     <w:sdtPr>
       <w:rPr>
@@ -8364,7 +8123,7 @@
             <w:sz w:val="16"/>
             <w:szCs w:val="16"/>
           </w:rPr>
-          <w:t>2025</w:t>
+          <w:t>2026</w:t>
         </w:r>
         <w:r>
           <w:rPr>
@@ -8461,7 +8220,7 @@
 </file>
 
 <file path=word/footnotes.xml><?xml version="1.0" encoding="utf-8"?>
-<w:footnotes xmlns:wpc="http://schemas.microsoft.com/office/word/2010/wordprocessingCanvas" xmlns:cx="http://schemas.microsoft.com/office/drawing/2014/chartex" xmlns:mc="http://schemas.openxmlformats.org/markup-compatibility/2006" xmlns:o="urn:schemas-microsoft-com:office:office" xmlns:r="http://schemas.openxmlformats.org/officeDocument/2006/relationships" xmlns:m="http://schemas.openxmlformats.org/officeDocument/2006/math" xmlns:v="urn:schemas-microsoft-com:vml" xmlns:wp14="http://schemas.microsoft.com/office/word/2010/wordprocessingDrawing" xmlns:wp="http://schemas.openxmlformats.org/drawingml/2006/wordprocessingDrawing" xmlns:w10="urn:schemas-microsoft-com:office:word" xmlns:w="http://schemas.openxmlformats.org/wordprocessingml/2006/main" xmlns:w14="http://schemas.microsoft.com/office/word/2010/wordml" xmlns:w15="http://schemas.microsoft.com/office/word/2012/wordml" xmlns:w16se="http://schemas.microsoft.com/office/word/2015/wordml/symex" xmlns:wpg="http://schemas.microsoft.com/office/word/2010/wordprocessingGroup" xmlns:wpi="http://schemas.microsoft.com/office/word/2010/wordprocessingInk" xmlns:wne="http://schemas.microsoft.com/office/word/2006/wordml" xmlns:wps="http://schemas.microsoft.com/office/word/2010/wordprocessingShape" mc:Ignorable="w14 w15 w16se wp14">
+<w:footnotes xmlns:wpc="http://schemas.microsoft.com/office/word/2010/wordprocessingCanvas" xmlns:cx="http://schemas.microsoft.com/office/drawing/2014/chartex" xmlns:cx1="http://schemas.microsoft.com/office/drawing/2015/9/8/chartex" xmlns:cx2="http://schemas.microsoft.com/office/drawing/2015/10/21/chartex" xmlns:cx3="http://schemas.microsoft.com/office/drawing/2016/5/9/chartex" xmlns:cx4="http://schemas.microsoft.com/office/drawing/2016/5/10/chartex" xmlns:cx5="http://schemas.microsoft.com/office/drawing/2016/5/11/chartex" xmlns:cx6="http://schemas.microsoft.com/office/drawing/2016/5/12/chartex" xmlns:cx7="http://schemas.microsoft.com/office/drawing/2016/5/13/chartex" xmlns:cx8="http://schemas.microsoft.com/office/drawing/2016/5/14/chartex" xmlns:mc="http://schemas.openxmlformats.org/markup-compatibility/2006" xmlns:aink="http://schemas.microsoft.com/office/drawing/2016/ink" xmlns:am3d="http://schemas.microsoft.com/office/drawing/2017/model3d" xmlns:o="urn:schemas-microsoft-com:office:office" xmlns:r="http://schemas.openxmlformats.org/officeDocument/2006/relationships" xmlns:m="http://schemas.openxmlformats.org/officeDocument/2006/math" xmlns:v="urn:schemas-microsoft-com:vml" xmlns:wp14="http://schemas.microsoft.com/office/word/2010/wordprocessingDrawing" xmlns:wp="http://schemas.openxmlformats.org/drawingml/2006/wordprocessingDrawing" xmlns:w10="urn:schemas-microsoft-com:office:word" xmlns:w="http://schemas.openxmlformats.org/wordprocessingml/2006/main" xmlns:w14="http://schemas.microsoft.com/office/word/2010/wordml" xmlns:w15="http://schemas.microsoft.com/office/word/2012/wordml" xmlns:w16cex="http://schemas.microsoft.com/office/word/2018/wordml/cex" xmlns:w16cid="http://schemas.microsoft.com/office/word/2016/wordml/cid" xmlns:w16="http://schemas.microsoft.com/office/word/2018/wordml" xmlns:w16sdtdh="http://schemas.microsoft.com/office/word/2020/wordml/sdtdatahash" xmlns:w16se="http://schemas.microsoft.com/office/word/2015/wordml/symex" xmlns:wpg="http://schemas.microsoft.com/office/word/2010/wordprocessingGroup" xmlns:wpi="http://schemas.microsoft.com/office/word/2010/wordprocessingInk" xmlns:wne="http://schemas.microsoft.com/office/word/2006/wordml" xmlns:wps="http://schemas.microsoft.com/office/word/2010/wordprocessingShape" mc:Ignorable="w14 w15 w16se w16cid w16 w16cex w16sdtdh wp14">
   <w:footnote w:type="separator" w:id="-1">
     <w:p>
       <w:r>
@@ -8480,7 +8239,7 @@
 </file>
 
 <file path=word/numbering.xml><?xml version="1.0" encoding="utf-8"?>
-<w:numbering xmlns:wpc="http://schemas.microsoft.com/office/word/2010/wordprocessingCanvas" xmlns:cx="http://schemas.microsoft.com/office/drawing/2014/chartex" xmlns:mc="http://schemas.openxmlformats.org/markup-compatibility/2006" xmlns:o="urn:schemas-microsoft-com:office:office" xmlns:r="http://schemas.openxmlformats.org/officeDocument/2006/relationships" xmlns:m="http://schemas.openxmlformats.org/officeDocument/2006/math" xmlns:v="urn:schemas-microsoft-com:vml" xmlns:wp14="http://schemas.microsoft.com/office/word/2010/wordprocessingDrawing" xmlns:wp="http://schemas.openxmlformats.org/drawingml/2006/wordprocessingDrawing" xmlns:w10="urn:schemas-microsoft-com:office:word" xmlns:w="http://schemas.openxmlformats.org/wordprocessingml/2006/main" xmlns:w14="http://schemas.microsoft.com/office/word/2010/wordml" xmlns:w15="http://schemas.microsoft.com/office/word/2012/wordml" xmlns:w16se="http://schemas.microsoft.com/office/word/2015/wordml/symex" xmlns:wpg="http://schemas.microsoft.com/office/word/2010/wordprocessingGroup" xmlns:wpi="http://schemas.microsoft.com/office/word/2010/wordprocessingInk" xmlns:wne="http://schemas.microsoft.com/office/word/2006/wordml" xmlns:wps="http://schemas.microsoft.com/office/word/2010/wordprocessingShape" mc:Ignorable="w14 w15 w16se wp14">
+<w:numbering xmlns:wpc="http://schemas.microsoft.com/office/word/2010/wordprocessingCanvas" xmlns:cx="http://schemas.microsoft.com/office/drawing/2014/chartex" xmlns:cx1="http://schemas.microsoft.com/office/drawing/2015/9/8/chartex" xmlns:cx2="http://schemas.microsoft.com/office/drawing/2015/10/21/chartex" xmlns:cx3="http://schemas.microsoft.com/office/drawing/2016/5/9/chartex" xmlns:cx4="http://schemas.microsoft.com/office/drawing/2016/5/10/chartex" xmlns:cx5="http://schemas.microsoft.com/office/drawing/2016/5/11/chartex" xmlns:cx6="http://schemas.microsoft.com/office/drawing/2016/5/12/chartex" xmlns:cx7="http://schemas.microsoft.com/office/drawing/2016/5/13/chartex" xmlns:cx8="http://schemas.microsoft.com/office/drawing/2016/5/14/chartex" xmlns:mc="http://schemas.openxmlformats.org/markup-compatibility/2006" xmlns:aink="http://schemas.microsoft.com/office/drawing/2016/ink" xmlns:am3d="http://schemas.microsoft.com/office/drawing/2017/model3d" xmlns:o="urn:schemas-microsoft-com:office:office" xmlns:r="http://schemas.openxmlformats.org/officeDocument/2006/relationships" xmlns:m="http://schemas.openxmlformats.org/officeDocument/2006/math" xmlns:v="urn:schemas-microsoft-com:vml" xmlns:wp14="http://schemas.microsoft.com/office/word/2010/wordprocessingDrawing" xmlns:wp="http://schemas.openxmlformats.org/drawingml/2006/wordprocessingDrawing" xmlns:w10="urn:schemas-microsoft-com:office:word" xmlns:w="http://schemas.openxmlformats.org/wordprocessingml/2006/main" xmlns:w14="http://schemas.microsoft.com/office/word/2010/wordml" xmlns:w15="http://schemas.microsoft.com/office/word/2012/wordml" xmlns:w16cex="http://schemas.microsoft.com/office/word/2018/wordml/cex" xmlns:w16cid="http://schemas.microsoft.com/office/word/2016/wordml/cid" xmlns:w16="http://schemas.microsoft.com/office/word/2018/wordml" xmlns:w16sdtdh="http://schemas.microsoft.com/office/word/2020/wordml/sdtdatahash" xmlns:w16se="http://schemas.microsoft.com/office/word/2015/wordml/symex" xmlns:wpg="http://schemas.microsoft.com/office/word/2010/wordprocessingGroup" xmlns:wpi="http://schemas.microsoft.com/office/word/2010/wordprocessingInk" xmlns:wne="http://schemas.microsoft.com/office/word/2006/wordml" xmlns:wps="http://schemas.microsoft.com/office/word/2010/wordprocessingShape" mc:Ignorable="w14 w15 w16se w16cid w16 w16cex w16sdtdh wp14">
   <w:abstractNum w:abstractNumId="0" w15:restartNumberingAfterBreak="0">
     <w:nsid w:val="003E666F"/>
     <w:multiLevelType w:val="hybridMultilevel"/>
@@ -10266,7 +10025,7 @@
 </file>
 
 <file path=word/styles.xml><?xml version="1.0" encoding="utf-8"?>
-<w:styles xmlns:mc="http://schemas.openxmlformats.org/markup-compatibility/2006" xmlns:r="http://schemas.openxmlformats.org/officeDocument/2006/relationships" xmlns:w="http://schemas.openxmlformats.org/wordprocessingml/2006/main" xmlns:w14="http://schemas.microsoft.com/office/word/2010/wordml" xmlns:w15="http://schemas.microsoft.com/office/word/2012/wordml" xmlns:w16se="http://schemas.microsoft.com/office/word/2015/wordml/symex" mc:Ignorable="w14 w15 w16se">
+<w:styles xmlns:mc="http://schemas.openxmlformats.org/markup-compatibility/2006" xmlns:r="http://schemas.openxmlformats.org/officeDocument/2006/relationships" xmlns:w="http://schemas.openxmlformats.org/wordprocessingml/2006/main" xmlns:w14="http://schemas.microsoft.com/office/word/2010/wordml" xmlns:w15="http://schemas.microsoft.com/office/word/2012/wordml" xmlns:w16cex="http://schemas.microsoft.com/office/word/2018/wordml/cex" xmlns:w16cid="http://schemas.microsoft.com/office/word/2016/wordml/cid" xmlns:w16="http://schemas.microsoft.com/office/word/2018/wordml" xmlns:w16sdtdh="http://schemas.microsoft.com/office/word/2020/wordml/sdtdatahash" xmlns:w16se="http://schemas.microsoft.com/office/word/2015/wordml/symex" mc:Ignorable="w14 w15 w16se w16cid w16 w16cex w16sdtdh">
   <w:docDefaults>
     <w:rPrDefault>
       <w:rPr>
@@ -10276,7 +10035,7 @@
     </w:rPrDefault>
     <w:pPrDefault/>
   </w:docDefaults>
-  <w:latentStyles w:defLockedState="0" w:defUIPriority="99" w:defSemiHidden="0" w:defUnhideWhenUsed="0" w:defQFormat="0" w:count="371">
+  <w:latentStyles w:defLockedState="0" w:defUIPriority="99" w:defSemiHidden="0" w:defUnhideWhenUsed="0" w:defQFormat="0" w:count="376">
     <w:lsdException w:name="Normal" w:uiPriority="0" w:qFormat="1"/>
     <w:lsdException w:name="heading 1" w:uiPriority="9" w:qFormat="1"/>
     <w:lsdException w:name="heading 2" w:semiHidden="1" w:uiPriority="9" w:unhideWhenUsed="1" w:qFormat="1"/>
@@ -10382,7 +10141,6 @@
     <w:lsdException w:name="HTML Sample" w:semiHidden="1" w:unhideWhenUsed="1"/>
     <w:lsdException w:name="HTML Typewriter" w:semiHidden="1" w:unhideWhenUsed="1"/>
     <w:lsdException w:name="HTML Variable" w:semiHidden="1" w:unhideWhenUsed="1"/>
-    <w:lsdException w:name="Normal Table" w:semiHidden="1" w:unhideWhenUsed="1"/>
     <w:lsdException w:name="annotation subject" w:semiHidden="1" w:unhideWhenUsed="1"/>
     <w:lsdException w:name="No List" w:semiHidden="1" w:unhideWhenUsed="1"/>
     <w:lsdException w:name="Outline List 1" w:semiHidden="1" w:unhideWhenUsed="1"/>
@@ -10425,11 +10183,8 @@
     <w:lsdException w:name="Table Contemporary" w:semiHidden="1" w:unhideWhenUsed="1"/>
     <w:lsdException w:name="Table Elegant" w:semiHidden="1" w:unhideWhenUsed="1"/>
     <w:lsdException w:name="Table Professional" w:semiHidden="1" w:unhideWhenUsed="1"/>
-    <w:lsdException w:name="Table Subtle 1" w:semiHidden="1" w:unhideWhenUsed="1"/>
     <w:lsdException w:name="Table Subtle 2" w:semiHidden="1" w:unhideWhenUsed="1"/>
     <w:lsdException w:name="Table Web 1" w:semiHidden="1" w:unhideWhenUsed="1"/>
-    <w:lsdException w:name="Table Web 2" w:semiHidden="1" w:unhideWhenUsed="1"/>
-    <w:lsdException w:name="Table Web 3" w:semiHidden="1" w:unhideWhenUsed="1"/>
     <w:lsdException w:name="Balloon Text" w:semiHidden="1" w:unhideWhenUsed="1"/>
     <w:lsdException w:name="Table Grid" w:uiPriority="39"/>
     <w:lsdException w:name="Table Theme" w:semiHidden="1" w:unhideWhenUsed="1"/>
@@ -10648,6 +10403,11 @@
     <w:lsdException w:name="List Table 5 Dark Accent 6" w:uiPriority="50"/>
     <w:lsdException w:name="List Table 6 Colorful Accent 6" w:uiPriority="51"/>
     <w:lsdException w:name="List Table 7 Colorful Accent 6" w:uiPriority="52"/>
+    <w:lsdException w:name="Mention" w:semiHidden="1" w:unhideWhenUsed="1"/>
+    <w:lsdException w:name="Smart Hyperlink" w:semiHidden="1" w:unhideWhenUsed="1"/>
+    <w:lsdException w:name="Hashtag" w:semiHidden="1" w:unhideWhenUsed="1"/>
+    <w:lsdException w:name="Unresolved Mention" w:semiHidden="1" w:unhideWhenUsed="1"/>
+    <w:lsdException w:name="Smart Link" w:semiHidden="1" w:unhideWhenUsed="1"/>
   </w:latentStyles>
   <w:style w:type="paragraph" w:default="1" w:styleId="a">
     <w:name w:val="Normal"/>
